--- a/output/docx/es/BUFRCREX_TableB_es_28.docx
+++ b/output/docx/es/BUFRCREX_TableB_es_28.docx
@@ -825,7 +825,7 @@
                 <w:b w:val="0"/>
                 <w:sz w:val="16"/>
               </w:rPr>
-              <w:t>Note 133: Se puede utilizar la longitud alterna cuando el cálculo de la posición nos da diversas soluciones y a priori no hay modo de distinguir entre ellas.</w:t>
+              <w:t>Note B133: Se puede utilizar la longitud alterna cuando el cálculo de la posición nos da diversas soluciones y a priori no hay modo de distinguir entre ellas.</w:t>
             </w:r>
           </w:p>
         </w:tc>
@@ -1018,7 +1018,7 @@
                 <w:b w:val="0"/>
                 <w:sz w:val="16"/>
               </w:rPr>
-              <w:t>Note 133: Se puede utilizar la longitud alterna cuando el cálculo de la posición nos da diversas soluciones y a priori no hay modo de distinguir entre ellas.</w:t>
+              <w:t>Note B133: Se puede utilizar la longitud alterna cuando el cálculo de la posición nos da diversas soluciones y a priori no hay modo de distinguir entre ellas.</w:t>
             </w:r>
           </w:p>
         </w:tc>
@@ -1403,7 +1403,7 @@
                 <w:b w:val="0"/>
                 <w:sz w:val="16"/>
               </w:rPr>
-              <w:t>Note 94: Para el descriptor 0 28 031 se han escogido ejes x, y y z negativos. I.2 – BUFR/CREX Tabla B/28 – 1 | Note 152: El valor para el descriptor 0 28 031 ha sido escogido para adecuarse a satélites en órbita polar en órbitas aproximadamente heliosincrónicas. Las órbitas geoestacionarias requerirían una anchura de datos mayor para la distancia y ligeramente menor para la velocidad.</w:t>
+              <w:t>Note B94: Para el descriptor 0 28 031 se han escogido ejes x, y y z negativos. I.2 – BUFR/CREX Tabla B/28 – 1 | Note B152: El valor para el descriptor 0 28 031 ha sido escogido para adecuarse a satélites en órbita polar en órbitas aproximadamente heliosincrónicas. Las órbitas geoestacionarias requerirían una anchura de datos mayor para la distancia y ligeramente menor para la velocidad.</w:t>
             </w:r>
           </w:p>
         </w:tc>
